--- a/testakten/robotikrecht-roboterflotte-vellbruck-muenchen/31_update_change_control.docx
+++ b/testakten/robotikrecht-roboterflotte-vellbruck-muenchen/31_update_change_control.docx
@@ -37,7 +37,7 @@
         <w:jc w:val="left"/>
       </w:pPr>
       <w:r>
-        <w:t>Dieses Aktenstück betrifft Freigabe, Versionen, Zweckänderung. Es ist nicht abschließend freigegeben. Die technische Seite spricht in Versionen, Tickets und Parametern; die rechtliche Seite muss daraus Rollen, Zweckbestimmung, Pflichtenkreis und Beweisrisiko bilden.</w:t>
+        <w:t>Dieser Vermerk beschreibt den Freigabeprozess für Software- und Konfigurationsänderungen und seine Lücken. Er begründet, warum das Admin-Menü für Betreiber gesperrt wird.</w:t>
       </w:r>
     </w:p>
     <w:p>
@@ -56,13 +56,7 @@
         <w:pStyle w:val="ListBullet"/>
       </w:pPr>
       <w:r>
-        <w:rPr>
-          <w:b/>
-        </w:rPr>
-        <w:t>Freigabe:</w:t>
-      </w:r>
-      <w:r>
-        <w:t xml:space="preserve"> Die Akte enthält hierzu widersprüchliche Hinweise. Für die rechtliche Bewertung muss geklärt werden, ob die Aussage aus Vertrag, Anleitung, Produktakte, Marketing, Logdaten oder nachträglicher Krisenkommunikation stammt.</w:t>
+        <w:t>Freigabe: Der Freigabeprozess erfasst Releases, nicht aber Parameteränderungen im Feld; genau dort liegt das Einfallstor des Unfalls.</w:t>
       </w:r>
     </w:p>
     <w:p>
@@ -70,13 +64,7 @@
         <w:pStyle w:val="ListBullet"/>
       </w:pPr>
       <w:r>
-        <w:rPr>
-          <w:b/>
-        </w:rPr>
-        <w:t>Versionen:</w:t>
-      </w:r>
-      <w:r>
-        <w:t xml:space="preserve"> Die Akte enthält hierzu widersprüchliche Hinweise. Für die rechtliche Bewertung muss geklärt werden, ob die Aussage aus Vertrag, Anleitung, Produktakte, Marketing, Logdaten oder nachträglicher Krisenkommunikation stammt.</w:t>
+        <w:t>Versionen: Die Versionsstände der Bestandsflotte sind in VellNet Control abrufbar, wurden aber nie gegen die freigegebenen Stände abgeglichen.</w:t>
       </w:r>
     </w:p>
     <w:p>
@@ -84,13 +72,7 @@
         <w:pStyle w:val="ListBullet"/>
       </w:pPr>
       <w:r>
-        <w:rPr>
-          <w:b/>
-        </w:rPr>
-        <w:t>Zweckänderung:</w:t>
-      </w:r>
-      <w:r>
-        <w:t xml:space="preserve"> Die Akte enthält hierzu widersprüchliche Hinweise. Für die rechtliche Bewertung muss geklärt werden, ob die Aussage aus Vertrag, Anleitung, Produktakte, Marketing, Logdaten oder nachträglicher Krisenkommunikation stammt.</w:t>
+        <w:t>Zweckänderung: Parameteränderungen durch Betreiber können die Systemauslegung verändern, ohne dass Vellbruck davon erfährt; das berührt Produktbeobachtung und KI-VO-Pflichten.</w:t>
       </w:r>
     </w:p>
     <w:p>
@@ -109,7 +91,7 @@
         <w:jc w:val="left"/>
       </w:pPr>
       <w:r>
-        <w:t>Die Unterlage ist bewusst nicht glatt: Vertrieb, Technik, Datenschutz, Qualitätssicherung und Geschäftsführung verwenden nicht immer dieselben Produktnamen. Gerade daraus entsteht das juristische Problem, weil Zweckbestimmung, tatsächliche Nutzung, Werbeaussage und Updatepraxis auseinanderlaufen.</w:t>
+        <w:t>Firmware-Releases durchlaufen QM-Freigabe und Vier-Augen-Prinzip; Konfigurationsänderungen über das Admin-Menü unterliegen dagegen keiner Freigabe und keiner zentralen Protokollierung.</w:t>
       </w:r>
     </w:p>
     <w:p>
@@ -117,23 +99,7 @@
         <w:jc w:val="left"/>
       </w:pPr>
       <w:r>
-        <w:t>Für die rechtliche Bewertung müssen die technischen Annahmen jeweils mit der Produktakte abgeglichen werden. Eine Risikobeurteilung, die nur den Laborzustand beschreibt, trägt den Pilotbetrieb im Lager oder im Pflegezimmer nicht automatisch.</w:t>
-      </w:r>
-    </w:p>
-    <w:p>
-      <w:pPr>
-        <w:jc w:val="left"/>
-      </w:pPr>
-      <w:r>
-        <w:t>Die Akte enthält mehrere Spuren, die sich gegenseitig widersprechen: Der Betreiber spricht von einem autonomen Flottensystem, die CE-Unterlage von einem assistierten Transportmittel, die Marketingfolien von lernender Umgebungserkennung und die Bedienungsanleitung von festen Sicherheitszonen.</w:t>
-      </w:r>
-    </w:p>
-    <w:p>
-      <w:pPr>
-        <w:jc w:val="left"/>
-      </w:pPr>
-      <w:r>
-        <w:t>Die Kanzlei soll keine finale technische Konformität bescheinigen, sondern entscheiden, welche Unterlagen fehlen, welche Sofortmaßnahmen nötig sind und welche Aussagen gegenüber Behörde, Kunden, Versicherer und Betroffenen vertretbar sind.</w:t>
+        <w:t>Die Schutzfeldänderungen vom 27.05.2026 waren deshalb technisch möglich, vertraglich verboten und im Change-Prozess unsichtbar.</w:t>
       </w:r>
     </w:p>
     <w:p>
@@ -152,10 +118,7 @@
         <w:pStyle w:val="Heading3"/>
       </w:pPr>
       <w:r>
-        <w:rPr>
-          <w:rFonts w:ascii="Times New Roman" w:hAnsi="Times New Roman"/>
-        </w:rPr>
-        <w:t>Punkt 1</w:t>
+        <w:t>Freigabe</w:t>
       </w:r>
     </w:p>
     <w:p>
@@ -163,7 +126,15 @@
         <w:jc w:val="left"/>
       </w:pPr>
       <w:r>
-        <w:t>Im Gespräch mit Leonie Rottkamp, Bertram Kiendl und Jasper Rodenwald wurde deutlich, dass die Produktlinie nicht mit einer einzigen rechtlichen Schublade erfasst werden kann. Die Vellbruck Robotics GmbH liefert Hardware, Steuerungssoftware, Cloudfunktionen, Wartung und gelegentlich eine kundenspezifische Parametrisierung. Beim Betreiber Münchner Feinlogistik GmbH wurden Schutzfelder verändert, ohne dass klar ist, ob dies vom Admin-Panel gedeckt oder nur technisch möglich war. Der Pflegepilot im St.-Ludgerus-Klinikum München-Sendling verschärft die Lage, weil dort Sensorik, vulnerable Personen und medizinische Nähe zusammentreffen.</w:t>
+        <w:t>Sicherheitsrelevante Parameter werden in die Freigabepflicht einbezogen: Änderung nur durch autorisierte Rollen mit Ticket und Protokoll; Umsetzung mit Patch 2.7.1.</w:t>
+      </w:r>
+    </w:p>
+    <w:p>
+      <w:pPr>
+        <w:pStyle w:val="Heading3"/>
+      </w:pPr>
+      <w:r>
+        <w:t>Versionen</w:t>
       </w:r>
     </w:p>
     <w:p>
@@ -171,7 +142,7 @@
         <w:jc w:val="left"/>
       </w:pPr>
       <w:r>
-        <w:t>Für die anwaltliche Bearbeitung sollte zu diesem Punkt eine Belegspur angelegt werden: Dokument, Version, Datum, Verfasser, technische Quelle, rechtliche Relevanz und offene Rückfrage. Besonders gefährlich sind Formulierungen wie „selbstlernend“, „voll autonom“, „MDR-ready“, „sicher ohne Schutzzaun“ oder „keine personenbezogenen Daten“, wenn die technische Dokumentation das nicht trägt.</w:t>
+        <w:t>Ein monatlicher Soll-Ist-Abgleich wird eingerichtet; Abweichungen lösen automatisch ein Ticket an QM aus.</w:t>
       </w:r>
     </w:p>
     <w:p>
@@ -179,10 +150,7 @@
         <w:pStyle w:val="Heading3"/>
       </w:pPr>
       <w:r>
-        <w:rPr>
-          <w:rFonts w:ascii="Times New Roman" w:hAnsi="Times New Roman"/>
-        </w:rPr>
-        <w:t>Punkt 2</w:t>
+        <w:t>Zweckänderung</w:t>
       </w:r>
     </w:p>
     <w:p>
@@ -190,150 +158,7 @@
         <w:jc w:val="left"/>
       </w:pPr>
       <w:r>
-        <w:t>Im Gespräch mit Leonie Rottkamp, Bertram Kiendl und Jasper Rodenwald wurde deutlich, dass die Produktlinie nicht mit einer einzigen rechtlichen Schublade erfasst werden kann. Die Vellbruck Robotics GmbH liefert Hardware, Steuerungssoftware, Cloudfunktionen, Wartung und gelegentlich eine kundenspezifische Parametrisierung. Beim Betreiber Münchner Feinlogistik GmbH wurden Schutzfelder verändert, ohne dass klar ist, ob dies vom Admin-Panel gedeckt oder nur technisch möglich war. Der Pflegepilot im St.-Ludgerus-Klinikum München-Sendling verschärft die Lage, weil dort Sensorik, vulnerable Personen und medizinische Nähe zusammentreffen.</w:t>
-      </w:r>
-    </w:p>
-    <w:p>
-      <w:pPr>
-        <w:jc w:val="left"/>
-      </w:pPr>
-      <w:r>
-        <w:t>Für die anwaltliche Bearbeitung sollte zu diesem Punkt eine Belegspur angelegt werden: Dokument, Version, Datum, Verfasser, technische Quelle, rechtliche Relevanz und offene Rückfrage. Besonders gefährlich sind Formulierungen wie „selbstlernend“, „voll autonom“, „MDR-ready“, „sicher ohne Schutzzaun“ oder „keine personenbezogenen Daten“, wenn die technische Dokumentation das nicht trägt.</w:t>
-      </w:r>
-    </w:p>
-    <w:p>
-      <w:pPr>
-        <w:pStyle w:val="Heading3"/>
-      </w:pPr>
-      <w:r>
-        <w:rPr>
-          <w:rFonts w:ascii="Times New Roman" w:hAnsi="Times New Roman"/>
-        </w:rPr>
-        <w:t>Punkt 3</w:t>
-      </w:r>
-    </w:p>
-    <w:p>
-      <w:pPr>
-        <w:jc w:val="left"/>
-      </w:pPr>
-      <w:r>
-        <w:t>Im Gespräch mit Leonie Rottkamp, Bertram Kiendl und Jasper Rodenwald wurde deutlich, dass die Produktlinie nicht mit einer einzigen rechtlichen Schublade erfasst werden kann. Die Vellbruck Robotics GmbH liefert Hardware, Steuerungssoftware, Cloudfunktionen, Wartung und gelegentlich eine kundenspezifische Parametrisierung. Beim Betreiber Münchner Feinlogistik GmbH wurden Schutzfelder verändert, ohne dass klar ist, ob dies vom Admin-Panel gedeckt oder nur technisch möglich war. Der Pflegepilot im St.-Ludgerus-Klinikum München-Sendling verschärft die Lage, weil dort Sensorik, vulnerable Personen und medizinische Nähe zusammentreffen.</w:t>
-      </w:r>
-    </w:p>
-    <w:p>
-      <w:pPr>
-        <w:jc w:val="left"/>
-      </w:pPr>
-      <w:r>
-        <w:t>Für die anwaltliche Bearbeitung sollte zu diesem Punkt eine Belegspur angelegt werden: Dokument, Version, Datum, Verfasser, technische Quelle, rechtliche Relevanz und offene Rückfrage. Besonders gefährlich sind Formulierungen wie „selbstlernend“, „voll autonom“, „MDR-ready“, „sicher ohne Schutzzaun“ oder „keine personenbezogenen Daten“, wenn die technische Dokumentation das nicht trägt.</w:t>
-      </w:r>
-    </w:p>
-    <w:p>
-      <w:pPr>
-        <w:pStyle w:val="Heading3"/>
-      </w:pPr>
-      <w:r>
-        <w:rPr>
-          <w:rFonts w:ascii="Times New Roman" w:hAnsi="Times New Roman"/>
-        </w:rPr>
-        <w:t>Punkt 4</w:t>
-      </w:r>
-    </w:p>
-    <w:p>
-      <w:pPr>
-        <w:jc w:val="left"/>
-      </w:pPr>
-      <w:r>
-        <w:t>Im Gespräch mit Leonie Rottkamp, Bertram Kiendl und Jasper Rodenwald wurde deutlich, dass die Produktlinie nicht mit einer einzigen rechtlichen Schublade erfasst werden kann. Die Vellbruck Robotics GmbH liefert Hardware, Steuerungssoftware, Cloudfunktionen, Wartung und gelegentlich eine kundenspezifische Parametrisierung. Beim Betreiber Münchner Feinlogistik GmbH wurden Schutzfelder verändert, ohne dass klar ist, ob dies vom Admin-Panel gedeckt oder nur technisch möglich war. Der Pflegepilot im St.-Ludgerus-Klinikum München-Sendling verschärft die Lage, weil dort Sensorik, vulnerable Personen und medizinische Nähe zusammentreffen.</w:t>
-      </w:r>
-    </w:p>
-    <w:p>
-      <w:pPr>
-        <w:jc w:val="left"/>
-      </w:pPr>
-      <w:r>
-        <w:t>Für die anwaltliche Bearbeitung sollte zu diesem Punkt eine Belegspur angelegt werden: Dokument, Version, Datum, Verfasser, technische Quelle, rechtliche Relevanz und offene Rückfrage. Besonders gefährlich sind Formulierungen wie „selbstlernend“, „voll autonom“, „MDR-ready“, „sicher ohne Schutzzaun“ oder „keine personenbezogenen Daten“, wenn die technische Dokumentation das nicht trägt.</w:t>
-      </w:r>
-    </w:p>
-    <w:p>
-      <w:pPr>
-        <w:pStyle w:val="Heading3"/>
-      </w:pPr>
-      <w:r>
-        <w:rPr>
-          <w:rFonts w:ascii="Times New Roman" w:hAnsi="Times New Roman"/>
-        </w:rPr>
-        <w:t>Punkt 5</w:t>
-      </w:r>
-    </w:p>
-    <w:p>
-      <w:pPr>
-        <w:jc w:val="left"/>
-      </w:pPr>
-      <w:r>
-        <w:t>Im Gespräch mit Leonie Rottkamp, Bertram Kiendl und Jasper Rodenwald wurde deutlich, dass die Produktlinie nicht mit einer einzigen rechtlichen Schublade erfasst werden kann. Die Vellbruck Robotics GmbH liefert Hardware, Steuerungssoftware, Cloudfunktionen, Wartung und gelegentlich eine kundenspezifische Parametrisierung. Beim Betreiber Münchner Feinlogistik GmbH wurden Schutzfelder verändert, ohne dass klar ist, ob dies vom Admin-Panel gedeckt oder nur technisch möglich war. Der Pflegepilot im St.-Ludgerus-Klinikum München-Sendling verschärft die Lage, weil dort Sensorik, vulnerable Personen und medizinische Nähe zusammentreffen.</w:t>
-      </w:r>
-    </w:p>
-    <w:p>
-      <w:pPr>
-        <w:jc w:val="left"/>
-      </w:pPr>
-      <w:r>
-        <w:t>Für die anwaltliche Bearbeitung sollte zu diesem Punkt eine Belegspur angelegt werden: Dokument, Version, Datum, Verfasser, technische Quelle, rechtliche Relevanz und offene Rückfrage. Besonders gefährlich sind Formulierungen wie „selbstlernend“, „voll autonom“, „MDR-ready“, „sicher ohne Schutzzaun“ oder „keine personenbezogenen Daten“, wenn die technische Dokumentation das nicht trägt.</w:t>
-      </w:r>
-    </w:p>
-    <w:p>
-      <w:pPr>
-        <w:pStyle w:val="Heading3"/>
-      </w:pPr>
-      <w:r>
-        <w:rPr>
-          <w:rFonts w:ascii="Times New Roman" w:hAnsi="Times New Roman"/>
-        </w:rPr>
-        <w:t>Punkt 6</w:t>
-      </w:r>
-    </w:p>
-    <w:p>
-      <w:pPr>
-        <w:jc w:val="left"/>
-      </w:pPr>
-      <w:r>
-        <w:t>Im Gespräch mit Leonie Rottkamp, Bertram Kiendl und Jasper Rodenwald wurde deutlich, dass die Produktlinie nicht mit einer einzigen rechtlichen Schublade erfasst werden kann. Die Vellbruck Robotics GmbH liefert Hardware, Steuerungssoftware, Cloudfunktionen, Wartung und gelegentlich eine kundenspezifische Parametrisierung. Beim Betreiber Münchner Feinlogistik GmbH wurden Schutzfelder verändert, ohne dass klar ist, ob dies vom Admin-Panel gedeckt oder nur technisch möglich war. Der Pflegepilot im St.-Ludgerus-Klinikum München-Sendling verschärft die Lage, weil dort Sensorik, vulnerable Personen und medizinische Nähe zusammentreffen.</w:t>
-      </w:r>
-    </w:p>
-    <w:p>
-      <w:pPr>
-        <w:jc w:val="left"/>
-      </w:pPr>
-      <w:r>
-        <w:t>Für die anwaltliche Bearbeitung sollte zu diesem Punkt eine Belegspur angelegt werden: Dokument, Version, Datum, Verfasser, technische Quelle, rechtliche Relevanz und offene Rückfrage. Besonders gefährlich sind Formulierungen wie „selbstlernend“, „voll autonom“, „MDR-ready“, „sicher ohne Schutzzaun“ oder „keine personenbezogenen Daten“, wenn die technische Dokumentation das nicht trägt.</w:t>
-      </w:r>
-    </w:p>
-    <w:p>
-      <w:pPr>
-        <w:pStyle w:val="Heading3"/>
-      </w:pPr>
-      <w:r>
-        <w:rPr>
-          <w:rFonts w:ascii="Times New Roman" w:hAnsi="Times New Roman"/>
-        </w:rPr>
-        <w:t>Punkt 7</w:t>
-      </w:r>
-    </w:p>
-    <w:p>
-      <w:pPr>
-        <w:jc w:val="left"/>
-      </w:pPr>
-      <w:r>
-        <w:t>Im Gespräch mit Leonie Rottkamp, Bertram Kiendl und Jasper Rodenwald wurde deutlich, dass die Produktlinie nicht mit einer einzigen rechtlichen Schublade erfasst werden kann. Die Vellbruck Robotics GmbH liefert Hardware, Steuerungssoftware, Cloudfunktionen, Wartung und gelegentlich eine kundenspezifische Parametrisierung. Beim Betreiber Münchner Feinlogistik GmbH wurden Schutzfelder verändert, ohne dass klar ist, ob dies vom Admin-Panel gedeckt oder nur technisch möglich war. Der Pflegepilot im St.-Ludgerus-Klinikum München-Sendling verschärft die Lage, weil dort Sensorik, vulnerable Personen und medizinische Nähe zusammentreffen.</w:t>
-      </w:r>
-    </w:p>
-    <w:p>
-      <w:pPr>
-        <w:jc w:val="left"/>
-      </w:pPr>
-      <w:r>
-        <w:t>Für die anwaltliche Bearbeitung sollte zu diesem Punkt eine Belegspur angelegt werden: Dokument, Version, Datum, Verfasser, technische Quelle, rechtliche Relevanz und offene Rückfrage. Besonders gefährlich sind Formulierungen wie „selbstlernend“, „voll autonom“, „MDR-ready“, „sicher ohne Schutzzaun“ oder „keine personenbezogenen Daten“, wenn die technische Dokumentation das nicht trägt.</w:t>
+        <w:t>Das Konfigurationsprotokoll wird an das Vorfallsregister (Aktenstück 19) angebunden, damit auslegungsrelevante Änderungen sichtbar werden.</w:t>
       </w:r>
     </w:p>
     <w:p>
@@ -352,7 +177,7 @@
         <w:pStyle w:val="ListBullet"/>
       </w:pPr>
       <w:r>
-        <w:t>Welche Firmware war am Unfalltag tatsächlich aktiv?</w:t>
+        <w:t>Welche Parameter gelten als sicherheitsrelevant im Sinne der Freigabepflicht?</w:t>
       </w:r>
     </w:p>
     <w:p>
@@ -360,7 +185,7 @@
         <w:pStyle w:val="ListBullet"/>
       </w:pPr>
       <w:r>
-        <w:t>Welche Zweckbestimmung steht in der final ausgelieferten Anleitung?</w:t>
+        <w:t>Wie viele Bestandseinheiten weichen vom freigegebenen Stand ab?</w:t>
       </w:r>
     </w:p>
     <w:p>
@@ -368,23 +193,7 @@
         <w:pStyle w:val="ListBullet"/>
       </w:pPr>
       <w:r>
-        <w:t>Welche Schutzfeldänderungen waren technisch möglich und vertraglich erlaubt?</w:t>
-      </w:r>
-    </w:p>
-    <w:p>
-      <w:pPr>
-        <w:pStyle w:val="ListBullet"/>
-      </w:pPr>
-      <w:r>
-        <w:t>Welche personenbezogenen Daten werden lokal, in der Cloud und in Supporttickets verarbeitet?</w:t>
-      </w:r>
-    </w:p>
-    <w:p>
-      <w:pPr>
-        <w:pStyle w:val="ListBullet"/>
-      </w:pPr>
-      <w:r>
-        <w:t>Welche Aussagen wurden gegenüber Kunden, Behörde und Versicherer bereits gemacht?</w:t>
+        <w:t>Wer erhält die Abweichungstickets?</w:t>
       </w:r>
     </w:p>
     <w:sectPr>
